--- a/shinmok1/pack/2610/H1MOGO26-10_36_SET.docx
+++ b/shinmok1/pack/2610/H1MOGO26-10_36_SET.docx
@@ -1014,7 +1014,7 @@
           <w:sz w:val="16"/>
           <w:u w:val="none"/>
         </w:rPr>
-        <w:t xml:space="preserve">  주어진 말을 모두 사용 · 필요한 단어 1개만 어형 변형</w:t>
+        <w:t xml:space="preserve">  주어진 말을 모두 사용 · 어형 변형 2곳 · 조건의 단어 수·구문을 지킬 것</w:t>
       </w:r>
     </w:p>
     <w:p>
@@ -1040,7 +1040,9 @@
           <w:sz w:val="17"/>
           <w:u w:val="none"/>
         </w:rPr>
-        <w:t>아니다, 왜냐하면 소리는 심리적 개념, 즉 뇌가 만들어 낸 산물이기 때문이다.</w:t>
+        <w:t>모든 소리는 어떤 종류의 움직임, 즉 공기·물·강철·나무 또는 다른 매질 속의 분자를 교란하는 무언가로 시작된다.</w:t>
+        <w:br/>
+        <w:t>&lt;조건&gt; 구문: 동격 명사구(motion, something …) + 주격 관계대명사 that · 총 20단어</w:t>
       </w:r>
     </w:p>
     <w:p>
@@ -1057,7 +1059,7 @@
           <w:sz w:val="17"/>
           <w:u w:val="none"/>
         </w:rPr>
-        <w:t>because / sound / is / concept / a / psychology / no / of brains / a product</w:t>
+        <w:t>with / all sound / begin / some kind of / something / disturb / in air, water, steel, wood, or other medium / motion / molecules / that</w:t>
       </w:r>
     </w:p>
     <w:p>
@@ -2622,7 +2624,7 @@
           <w:sz w:val="17"/>
           <w:u w:val="none"/>
         </w:rPr>
-        <w:t xml:space="preserve"> 다음 글의 밑줄 친 부분과 같은 뜻이 되도록 &lt;보기&gt;의 표현을 모두 사용하여 &lt;조건&gt;에 맞게 영작하시오. [3점] [3.0점]</w:t>
+        <w:t xml:space="preserve"> 다음 글의 밑줄 친 문장과 같은 뜻이 되도록 &lt;보기&gt;의 표현을 모두 사용하여 &lt;조건&gt;에 맞게 영작하시오. [3점] [3.0점]</w:t>
       </w:r>
     </w:p>
     <w:p>
@@ -2645,7 +2647,7 @@
           <w:sz w:val="17"/>
           <w:u w:val="none"/>
         </w:rPr>
-        <w:t xml:space="preserve">That tree will disturb molecules and make a mess, but </w:t>
+        <w:t xml:space="preserve">No — sound exists only once a brain registers it. </w:t>
       </w:r>
       <w:r>
         <w:rPr>
@@ -2654,16 +2656,7 @@
           <w:sz w:val="17"/>
           <w:u w:val="single"/>
         </w:rPr>
-        <w:t>if no creature hears it, no bird, fox, or human, it has not made sound</w:t>
-      </w:r>
-      <w:r>
-        <w:rPr>
-          <w:rFonts w:ascii="맑은 고딕" w:hAnsi="맑은 고딕" w:eastAsia="맑은 고딕"/>
-          <w:b w:val="0"/>
-          <w:sz w:val="17"/>
-          <w:u w:val="none"/>
-        </w:rPr>
-        <w:t>.</w:t>
+        <w:t>That tree will disturb molecules and make a mess, but if no creature hears it, no bird, fox, or human, it has not made sound.</w:t>
       </w:r>
     </w:p>
     <w:p>
@@ -2695,7 +2688,7 @@
           <w:sz w:val="17"/>
           <w:u w:val="none"/>
         </w:rPr>
-        <w:t xml:space="preserve"> unless / a creature / hears / it / no bird, fox, or human / it / has not made / sound</w:t>
+        <w:t xml:space="preserve"> no sound / some creature / disturb / make / unless / the tree / but / hear / molecules / it / have been / will certainly</w:t>
       </w:r>
     </w:p>
     <w:p>
@@ -2741,7 +2734,7 @@
           <w:sz w:val="17"/>
           <w:u w:val="none"/>
         </w:rPr>
-        <w:t>1. Use ALL the expressions in the box, each only once.</w:t>
+        <w:t>1. &lt;보기&gt;의 표현을 모두 한 번씩 사용할 것 (다른 단어 추가 금지; no bird, fox, or human은 생략)</w:t>
       </w:r>
     </w:p>
     <w:p>
@@ -2764,7 +2757,7 @@
           <w:sz w:val="17"/>
           <w:u w:val="none"/>
         </w:rPr>
-        <w:t>2. Do NOT change the form of any word, and do NOT add any other words (do NOT use ‘if’ or ‘no creature’).</w:t>
+        <w:t>2. 필요한 단어 3개의 형태를 바꿀 것</w:t>
       </w:r>
     </w:p>
     <w:p>
@@ -2787,7 +2780,7 @@
           <w:sz w:val="17"/>
           <w:u w:val="none"/>
         </w:rPr>
-        <w:t>3. Begin with ‘unless’ and keep ‘no bird, fox, or human’ right after the unless-clause, as in the original.</w:t>
+        <w:t>3. ‘unless’ 조건절과 현재완료 수동태(has been + 과거분사)를 사용할 것</w:t>
       </w:r>
     </w:p>
     <w:p>
@@ -2810,7 +2803,7 @@
           <w:sz w:val="17"/>
           <w:u w:val="none"/>
         </w:rPr>
-        <w:t>4. Write 13 words in total.</w:t>
+        <w:t>4. 총 17단어로 쓸 것</w:t>
       </w:r>
     </w:p>
     <w:p>
@@ -2848,7 +2841,7 @@
           <w:sz w:val="17"/>
           <w:u w:val="none"/>
         </w:rPr>
-        <w:t>⇒ … make a mess, but unless ________________________________________________________ .</w:t>
+        <w:t>⇒ The tree ________________________________________________________________________ .</w:t>
       </w:r>
     </w:p>
     <w:p>
@@ -3886,7 +3879,7 @@
           <w:sz w:val="15"/>
           <w:u w:val="none"/>
         </w:rPr>
-        <w:t xml:space="preserve"> No, because sound is a psychological concept, a product of brains. (psychology→psychological)</w:t>
+        <w:t xml:space="preserve"> All sound begins with some kind of motion, something that disturbs molecules in air, water, steel, wood, or other medium. (begin→begins · disturb→disturbs / 20단어 / 동격 + 관계사 that)</w:t>
       </w:r>
     </w:p>
     <w:p>
@@ -4302,7 +4295,7 @@
           <w:sz w:val="15"/>
           <w:u w:val="none"/>
         </w:rPr>
-        <w:t xml:space="preserve"> unless a creature hears it, no bird, fox, or human, it has not made sound</w:t>
+        <w:t xml:space="preserve"> The tree will certainly disturb molecules, but unless some creature hears it, no sound has been made.</w:t>
       </w:r>
     </w:p>
     <w:p>
@@ -4910,7 +4903,7 @@
           <w:sz w:val="14"/>
           <w:u w:val="none"/>
         </w:rPr>
-        <w:t xml:space="preserve"> ✕ — unless는 이미 부정의 뜻이므로 no와 겹치면 이중 부정. </w:t>
+        <w:t xml:space="preserve"> ✕ — unless 자체가 부정이므로 no와 겹쳐 뜻이 반대. </w:t>
       </w:r>
       <w:r>
         <w:rPr>
@@ -4919,7 +4912,7 @@
           <w:sz w:val="14"/>
           <w:u w:val="none"/>
         </w:rPr>
-        <w:t>unless a creature doesn’t hear it</w:t>
+        <w:t>no sound have been made</w:t>
       </w:r>
       <w:r>
         <w:rPr>
@@ -4928,7 +4921,7 @@
           <w:sz w:val="14"/>
           <w:u w:val="none"/>
         </w:rPr>
-        <w:t xml:space="preserve"> ✕ — 같은 이유. </w:t>
+        <w:t xml:space="preserve"> ✕ — 주어 sound 단수. </w:t>
       </w:r>
       <w:r>
         <w:rPr>
@@ -4937,7 +4930,7 @@
           <w:sz w:val="14"/>
           <w:u w:val="none"/>
         </w:rPr>
-        <w:t>unless a creature hears it, it has not made sound, no bird, fox, or human</w:t>
+        <w:t>unless some creature hears it, it has not made sound</w:t>
       </w:r>
       <w:r>
         <w:rPr>
@@ -4946,7 +4939,7 @@
           <w:sz w:val="14"/>
           <w:u w:val="none"/>
         </w:rPr>
-        <w:t xml:space="preserve"> — 조건 3 위반, 감점 0.5. [채점] unless 전환(긍정형 동사) 1.5 / 어순·보기 전부 사용 1 / 철자·단어 수 0.5.</w:t>
+        <w:t xml:space="preserve"> ✕ — 조건 3(수동) 위반. [채점] 구문(unless + 현재완료 수동) 1.5 / 어형 3곳 1 / 철자·단어 수 0.5.</w:t>
       </w:r>
     </w:p>
     <w:p>
@@ -5111,7 +5104,7 @@
           <w:sz w:val="14"/>
           <w:u w:val="none"/>
         </w:rPr>
-        <w:t xml:space="preserve"> 모든 소리는 어떤 종류의 운동, 즉 공기, 물, 강철, 나무 또는 다른 매질 속의 분자를 교란하는 무언가에서 시작된다. 아이작 뉴턴은 빛의 파동에는 색이 없다고 언급했다; 색의 지각은 오직 살아 있는 생명체의 뇌 속에서만 일어난다. 소리도 마찬가지이다. 따라서 소리의 지각은 우리의 고막에서 시작된다 — 그것이 우리의 고막에 닿기 전에는, 그것은 분자의 교란에 불과하다. 우리는 측정기와 기구로 그 교란을 측정할 수 있지만, 그것이 뇌에 닿기 전까지는 그것은 소리가 아니다. 여러분은 “숲에서 나무 한 그루가 쓰러지는데 그것을 들을 사람이 아무도 없다면, 그것은 소리를 내는가?”라는 오래된 철학적 수수께끼를 들어 보았을지도 모른다. 아니다, 왜냐하면 소리는 심리적 개념, 즉 뇌가 만들어 낸 산물이기 때문이다. 그 나무는 분자를 교란하고 주변을 엉망으로 만들겠지만, 어떤 생명체도, 즉 어떤 새도, 여우도, 인간도 그것을 듣지 않는다면, 그것은 소리를 낸 것이 아니다.</w:t>
+        <w:t xml:space="preserve"> ['모든 소리는 어떤 종류의 운동, 즉 공기, 물, 강철, 나무 또는 다른 매질 속의 분자를 교란하는 무언가에서 시작된다.', '아이작 뉴턴은 빛의 파동에는 색이 없다고 언급했다; 색의 지각은 오직 살아 있는 생명체의 뇌 속에서만 일어난다.', '소리도 마찬가지이다.', '따라서 소리의 지각은 우리의 고막에서 시작된다 — 그것이 우리의 고막에 닿기 전에는, 그것은 분자의 교란에 불과하다.', '우리는 측정기와 기구로 그 교란을 측정할 수 있지만, 그것이 뇌에 닿기 전까지는 그것은 소리가 아니다.', '여러분은 “숲에서 나무 한 그루가 쓰러지는데 그것을 들을 사람이 아무도 없다면, 그것은 소리를 내는가?”라는 오래된 철학적 수수께끼를 들어 보았을지도 모른다.', '아니다, 왜냐하면 소리는 심리적 개념, 즉 뇌가 만들어 낸 산물이기 때문이다.', '그 나무는 분자를 교란하고 주변을 엉망으로 만들겠지만, 어떤 생명체도, 즉 어떤 새도, 여우도, 인간도 그것을 듣지 않는다면, 그것은 소리를 낸 것이 아니다.']</w:t>
       </w:r>
     </w:p>
     <w:p>
@@ -5136,7 +5129,7 @@
           <w:sz w:val="14"/>
           <w:u w:val="none"/>
         </w:rPr>
-        <w:t xml:space="preserve"> 같은 논리가 맛에도 적용된다. 잘 익은 딸기에는 당과 산이 들어 있지만, 이 화학 물질들은 그 자체로 ‘달거나’ ‘시지’ 않다. 단맛은 그 화학 물질이 혀에 닿고 뇌가 그 신호를 해석할 때 만들어진다. 빈 들판에 홀로 놓인 딸기에는 맛이 없다; 그것은 그저 재료를 지니고 있을 뿐이다. 맛은 소리와 마찬가지로, 살아 있는 생명체가 세상이 제공하는 것으로부터 만들어 내는 무언가이다.</w:t>
+        <w:t xml:space="preserve"> ['같은 논리가 맛에도 적용된다.', '잘 익은 딸기에는 당과 산이 들어 있지만, 이 화학 물질들은 그 자체로 ‘달거나’ ‘시지’ 않다.', '단맛은 그 화학 물질이 혀에 닿고 뇌가 그 신호를 해석할 때 만들어진다.', '빈 들판에 홀로 놓인 딸기에는 맛이 없다; 그것은 그저 재료를 지니고 있을 뿐이다.', '맛은 소리와 마찬가지로, 살아 있는 생명체가 세상이 제공하는 것으로부터 만들어 내는 무언가이다.']</w:t>
       </w:r>
     </w:p>
     <w:sectPr>
